--- a/public/Tharun_Adhithya_Resume.docx
+++ b/public/Tharun_Adhithya_Resume.docx
@@ -131,7 +131,7 @@
           <w:sz w:val="21"/>
           <w:szCs w:val="21"/>
         </w:rPr>
-        <w:t xml:space="preserve">Second-year Computer Science undergraduate working in industry as a software developer, leading development of an enterprise inventory management product in production. Hands-on across the full stack — TypeScript, React/Next.js, NestJS, and PostgreSQL — with experience shipping features, designing multi-tenant architecture, and managing real deployments.</w:t>
+        <w:t xml:space="preserve">Second-year Computer Science undergraduate working as a software developer since January 2026, after an AR/VR internship the summer before the degree began. Led development of Softventory, an enterprise inventory SaaS in production, then shipped BrandThis and PitchMyWeb at Claxon AI. Now freelancing, currently building a quick-commerce app for a client. Hands-on across the full stack – TypeScript, React/Next.js, NestJS, PostgreSQL and Redis – with experience designing multi-tenant architecture and running production deployments.</w:t>
       </w:r>
     </w:p>
     <w:p>
@@ -157,7 +157,7 @@
     <w:p>
       <w:pPr>
         <w:tabs>
-          <w:tab w:val="right" w:pos="9026"/>
+          <w:tab w:val="right" w:pos="10440"/>
         </w:tabs>
         <w:spacing w:after="20"/>
       </w:pPr>
@@ -169,16 +169,16 @@
           <w:sz w:val="22"/>
           <w:szCs w:val="22"/>
         </w:rPr>
-        <w:t xml:space="preserve">Software Developer — Softdigit Consulting</w:t>
-      </w:r>
-      <w:r>
-        <w:rPr>
-          <w:rFonts w:ascii="Calibri" w:cs="Calibri" w:eastAsia="Calibri" w:hAnsi="Calibri"/>
-          <w:color w:val="595959"/>
-          <w:sz w:val="21"/>
-          <w:szCs w:val="21"/>
-        </w:rPr>
-        <w:t xml:space="preserve">	Jan 2026 – Present</w:t>
+        <w:t xml:space="preserve">Software Developer — Freelance</w:t>
+      </w:r>
+      <w:r>
+        <w:rPr>
+          <w:rFonts w:ascii="Calibri" w:cs="Calibri" w:eastAsia="Calibri" w:hAnsi="Calibri"/>
+          <w:color w:val="595959"/>
+          <w:sz w:val="21"/>
+          <w:szCs w:val="21"/>
+        </w:rPr>
+        <w:t xml:space="preserve">	Oct 2026 – Present</w:t>
       </w:r>
     </w:p>
     <w:p>
@@ -194,7 +194,188 @@
           <w:sz w:val="20"/>
           <w:szCs w:val="20"/>
         </w:rPr>
-        <w:t xml:space="preserve">Softventory — Inventory Control &amp; Management System   (</w:t>
+        <w:t xml:space="preserve">Sites and apps for clients</w:t>
+      </w:r>
+    </w:p>
+    <w:p>
+      <w:pPr>
+        <w:pStyle w:val="ListParagraph"/>
+        <w:numPr>
+          <w:ilvl w:val="0"/>
+          <w:numId w:val="2"/>
+        </w:numPr>
+        <w:spacing w:after="40"/>
+      </w:pPr>
+      <w:r>
+        <w:rPr>
+          <w:rFonts w:ascii="Calibri" w:cs="Calibri" w:eastAsia="Calibri" w:hAnsi="Calibri"/>
+          <w:sz w:val="21"/>
+          <w:szCs w:val="21"/>
+        </w:rPr>
+        <w:t xml:space="preserve">Building a quick-commerce app for a client end to end, from scope and quote through to handover.</w:t>
+      </w:r>
+    </w:p>
+    <w:p>
+      <w:pPr>
+        <w:tabs>
+          <w:tab w:val="right" w:pos="10440"/>
+        </w:tabs>
+        <w:spacing w:after="20"/>
+      </w:pPr>
+      <w:r>
+        <w:rPr>
+          <w:rFonts w:ascii="Calibri" w:cs="Calibri" w:eastAsia="Calibri" w:hAnsi="Calibri"/>
+          <w:b/>
+          <w:bCs/>
+          <w:sz w:val="22"/>
+          <w:szCs w:val="22"/>
+        </w:rPr>
+        <w:t xml:space="preserve">Software Development Intern — Claxon AI</w:t>
+      </w:r>
+      <w:r>
+        <w:rPr>
+          <w:rFonts w:ascii="Calibri" w:cs="Calibri" w:eastAsia="Calibri" w:hAnsi="Calibri"/>
+          <w:color w:val="595959"/>
+          <w:sz w:val="21"/>
+          <w:szCs w:val="21"/>
+        </w:rPr>
+        <w:t xml:space="preserve">	Aug 2026 – Oct 2026</w:t>
+      </w:r>
+    </w:p>
+    <w:p>
+      <w:pPr>
+        <w:spacing w:after="40"/>
+      </w:pPr>
+      <w:r>
+        <w:rPr>
+          <w:rFonts w:ascii="Calibri" w:cs="Calibri" w:eastAsia="Calibri" w:hAnsi="Calibri"/>
+          <w:i/>
+          <w:iCs/>
+          <w:color w:val="595959"/>
+          <w:sz w:val="20"/>
+          <w:szCs w:val="20"/>
+        </w:rPr>
+        <w:t xml:space="preserve">PitchMyWeb and BrandThis   (</w:t>
+      </w:r>
+      <w:hyperlink w:history="1" r:id="rIdPitchMyWeb">
+        <w:r>
+          <w:rPr>
+            <w:rFonts w:ascii="Calibri" w:cs="Calibri" w:eastAsia="Calibri" w:hAnsi="Calibri"/>
+            <w:color w:val="1F3864"/>
+            <w:sz w:val="20"/>
+            <w:szCs w:val="20"/>
+            <w:u w:val="single"/>
+          </w:rPr>
+          <w:t xml:space="preserve">pitchmyweb.in</w:t>
+        </w:r>
+      </w:hyperlink>
+      <w:r>
+        <w:rPr>
+          <w:rFonts w:ascii="Calibri" w:cs="Calibri" w:eastAsia="Calibri" w:hAnsi="Calibri"/>
+          <w:i/>
+          <w:iCs/>
+          <w:color w:val="595959"/>
+          <w:sz w:val="20"/>
+          <w:szCs w:val="20"/>
+        </w:rPr>
+        <w:t xml:space="preserve">)</w:t>
+      </w:r>
+    </w:p>
+    <w:p>
+      <w:pPr>
+        <w:pStyle w:val="ListParagraph"/>
+        <w:numPr>
+          <w:ilvl w:val="0"/>
+          <w:numId w:val="2"/>
+        </w:numPr>
+        <w:spacing w:after="40"/>
+      </w:pPr>
+      <w:r>
+        <w:rPr>
+          <w:rFonts w:ascii="Calibri" w:cs="Calibri" w:eastAsia="Calibri" w:hAnsi="Calibri"/>
+          <w:sz w:val="21"/>
+          <w:szCs w:val="21"/>
+        </w:rPr>
+        <w:t xml:space="preserve">Built PitchMyWeb end to end: it finds local businesses without a website, builds each a sample site from a template library and pitches it from the user's own WhatsApp – Next.js, PostgreSQL/Prisma, Redis/BullMQ and a Python lead-discovery worker.</w:t>
+      </w:r>
+    </w:p>
+    <w:p>
+      <w:pPr>
+        <w:pStyle w:val="ListParagraph"/>
+        <w:numPr>
+          <w:ilvl w:val="0"/>
+          <w:numId w:val="2"/>
+        </w:numPr>
+        <w:spacing w:after="40"/>
+      </w:pPr>
+      <w:r>
+        <w:rPr>
+          <w:rFonts w:ascii="Calibri" w:cs="Calibri" w:eastAsia="Calibri" w:hAnsi="Calibri"/>
+          <w:sz w:val="21"/>
+          <w:szCs w:val="21"/>
+        </w:rPr>
+        <w:t xml:space="preserve">Took it to production on AWS (Terraform) behind Cloudflare, with paid campaigns, transactional email, Turnstile on sign-up and an admin portal behind Cloudflare Access.</w:t>
+      </w:r>
+    </w:p>
+    <w:p>
+      <w:pPr>
+        <w:pStyle w:val="ListParagraph"/>
+        <w:numPr>
+          <w:ilvl w:val="0"/>
+          <w:numId w:val="2"/>
+        </w:numPr>
+        <w:spacing w:after="40"/>
+      </w:pPr>
+      <w:r>
+        <w:rPr>
+          <w:rFonts w:ascii="Calibri" w:cs="Calibri" w:eastAsia="Calibri" w:hAnsi="Calibri"/>
+          <w:sz w:val="21"/>
+          <w:szCs w:val="21"/>
+        </w:rPr>
+        <w:t xml:space="preserve">Shipped BrandThis, a brand-intelligence SaaS that turns a company's website into a reusable Brand DNA (colour system, typography, voice) so generated content stays on-brand.</w:t>
+      </w:r>
+    </w:p>
+    <w:p>
+      <w:pPr>
+        <w:tabs>
+          <w:tab w:val="right" w:pos="10440"/>
+        </w:tabs>
+        <w:spacing w:after="20"/>
+      </w:pPr>
+      <w:r>
+        <w:rPr>
+          <w:rFonts w:ascii="Calibri" w:cs="Calibri" w:eastAsia="Calibri" w:hAnsi="Calibri"/>
+          <w:b/>
+          <w:bCs/>
+          <w:sz w:val="22"/>
+          <w:szCs w:val="22"/>
+        </w:rPr>
+        <w:t xml:space="preserve">Software Developer — Softdigit Consulting</w:t>
+      </w:r>
+      <w:r>
+        <w:rPr>
+          <w:rFonts w:ascii="Calibri" w:cs="Calibri" w:eastAsia="Calibri" w:hAnsi="Calibri"/>
+          <w:color w:val="595959"/>
+          <w:sz w:val="21"/>
+          <w:szCs w:val="21"/>
+        </w:rPr>
+        <w:t xml:space="preserve">	Jan 2026 – Jul 2026</w:t>
+      </w:r>
+    </w:p>
+    <w:p>
+      <w:pPr>
+        <w:spacing w:after="40"/>
+      </w:pPr>
+      <w:r>
+        <w:rPr>
+          <w:rFonts w:ascii="Calibri" w:cs="Calibri" w:eastAsia="Calibri" w:hAnsi="Calibri"/>
+          <w:i/>
+          <w:iCs/>
+          <w:color w:val="595959"/>
+          <w:sz w:val="20"/>
+          <w:szCs w:val="20"/>
+        </w:rPr>
+        <w:t xml:space="preserve">Softventory – Inventory Control &amp; Management System   (</w:t>
       </w:r>
       <w:hyperlink w:history="1" r:id="rIdttm7unu5go0dq3m5qjrkv">
         <w:r>
@@ -235,7 +416,7 @@
           <w:sz w:val="21"/>
           <w:szCs w:val="21"/>
         </w:rPr>
-        <w:t xml:space="preserve">Lead developer on an enterprise inventory management SaaS built with React, Next.js, TypeScript, and Tailwind CSS on the frontend and a NestJS modular monolith with PostgreSQL, Prisma, and Redis on the backend.</w:t>
+        <w:t xml:space="preserve">Lead developer on an enterprise inventory management SaaS: React, Next.js, TypeScript and Tailwind CSS on the frontend; a NestJS modular monolith with PostgreSQL, Prisma and Redis on the backend.</w:t>
       </w:r>
     </w:p>
     <w:p>
@@ -253,7 +434,7 @@
           <w:sz w:val="21"/>
           <w:szCs w:val="21"/>
         </w:rPr>
-        <w:t xml:space="preserve">Shipped core product features: bulk product uploads with plant-level assignment, expiry and batch-lot tracking with FEFO allocation, a drag-and-drop stock transfer workflow generating Stock Transfer Orders, and a configurable notification escalation engine built on an outbox pattern.</w:t>
+        <w:t xml:space="preserve">Shipped bulk product uploads with plant-level assignment, expiry and batch-lot tracking with FEFO allocation, a drag-and-drop stock transfer workflow and an outbox-based notification escalation engine.</w:t>
       </w:r>
     </w:p>
     <w:p>
@@ -271,7 +452,7 @@
           <w:sz w:val="21"/>
           <w:szCs w:val="21"/>
         </w:rPr>
-        <w:t xml:space="preserve">Driving a multi-tenant SaaS architecture redesign covering PostgreSQL row-level security for tenant isolation, an append-only stock movement ledger, and an outbox-based domain event catalog.</w:t>
+        <w:t xml:space="preserve">Drove a multi-tenant architecture redesign: PostgreSQL row-level security, an append-only stock movement ledger and a domain event catalog; designed multi-tier backup and recovery for self-hosted PostgreSQL.</w:t>
       </w:r>
     </w:p>
     <w:p>
@@ -289,7 +470,34 @@
           <w:sz w:val="21"/>
           <w:szCs w:val="21"/>
         </w:rPr>
-        <w:t xml:space="preserve">Designed a multi-tier database backup and recovery system for a self-hosted PostgreSQL deployment on a VPS.</w:t>
+        <w:t xml:space="preserve">Owned deployment and CI: Vercel (frontend), Docker on a VPS (backend) and GitHub Actions pipelines.</w:t>
+      </w:r>
+    </w:p>
+    <w:p>
+      <w:pPr>
+        <w:tabs>
+          <w:tab w:val="right" w:pos="10440"/>
+        </w:tabs>
+        <w:spacing w:after="20"/>
+      </w:pPr>
+      <w:r>
+        <w:rPr>
+          <w:rFonts w:ascii="Calibri" w:cs="Calibri" w:eastAsia="Calibri" w:hAnsi="Calibri"/>
+          <w:b/>
+          <w:bCs/>
+          <w:sz w:val="22"/>
+          <w:szCs w:val="22"/>
+        </w:rPr>
+        <w:t xml:space="preserve">AR/VR &amp; XR Development Intern — Ingage</w:t>
+      </w:r>
+      <w:r>
+        <w:rPr>
+          <w:rFonts w:ascii="Calibri" w:cs="Calibri" w:eastAsia="Calibri" w:hAnsi="Calibri"/>
+          <w:color w:val="595959"/>
+          <w:sz w:val="21"/>
+          <w:szCs w:val="21"/>
+        </w:rPr>
+        <w:t xml:space="preserve">	Jun 2025 – Jul 2025</w:t>
       </w:r>
     </w:p>
     <w:p>
@@ -307,7 +515,7 @@
           <w:sz w:val="21"/>
           <w:szCs w:val="21"/>
         </w:rPr>
-        <w:t xml:space="preserve">Own deployment and CI: Vercel (frontend), Docker on VPS (backend), and GitHub Actions pipelines.</w:t>
+        <w:t xml:space="preserve">Immersive development across Unity, Unreal Engine, WebXR/three.js and mobile AR (ARCore, ARKit) – my first professional work, the summer before the degree began.</w:t>
       </w:r>
     </w:p>
     <w:p>
@@ -350,7 +558,7 @@
           <w:sz w:val="21"/>
           <w:szCs w:val="21"/>
         </w:rPr>
-        <w:t xml:space="preserve">TypeScript, JavaScript, Java, Python, C, HTML, CSS</w:t>
+        <w:t xml:space="preserve">TypeScript, JavaScript, Java, Python, C, SQL, HTML, CSS</w:t>
       </w:r>
     </w:p>
     <w:p>
@@ -373,53 +581,53 @@
           <w:sz w:val="21"/>
           <w:szCs w:val="21"/>
         </w:rPr>
-        <w:t xml:space="preserve">React, Next.js, NestJS, Node.js, Express, Tailwind CSS</w:t>
-      </w:r>
-    </w:p>
-    <w:p>
-      <w:pPr>
-        <w:spacing w:after="40"/>
-      </w:pPr>
-      <w:r>
-        <w:rPr>
-          <w:rFonts w:ascii="Calibri" w:cs="Calibri" w:eastAsia="Calibri" w:hAnsi="Calibri"/>
-          <w:b/>
-          <w:bCs/>
-          <w:sz w:val="21"/>
-          <w:szCs w:val="21"/>
-        </w:rPr>
-        <w:t xml:space="preserve">Databases &amp; Caching: </w:t>
-      </w:r>
-      <w:r>
-        <w:rPr>
-          <w:rFonts w:ascii="Calibri" w:cs="Calibri" w:eastAsia="Calibri" w:hAnsi="Calibri"/>
-          <w:sz w:val="21"/>
-          <w:szCs w:val="21"/>
-        </w:rPr>
-        <w:t xml:space="preserve">PostgreSQL, MongoDB, Redis, Prisma ORM</w:t>
-      </w:r>
-    </w:p>
-    <w:p>
-      <w:pPr>
-        <w:spacing w:after="40"/>
-      </w:pPr>
-      <w:r>
-        <w:rPr>
-          <w:rFonts w:ascii="Calibri" w:cs="Calibri" w:eastAsia="Calibri" w:hAnsi="Calibri"/>
-          <w:b/>
-          <w:bCs/>
-          <w:sz w:val="21"/>
-          <w:szCs w:val="21"/>
-        </w:rPr>
-        <w:t xml:space="preserve">Tools &amp; Platforms: </w:t>
-      </w:r>
-      <w:r>
-        <w:rPr>
-          <w:rFonts w:ascii="Calibri" w:cs="Calibri" w:eastAsia="Calibri" w:hAnsi="Calibri"/>
-          <w:sz w:val="21"/>
-          <w:szCs w:val="21"/>
-        </w:rPr>
-        <w:t xml:space="preserve">Git, GitHub Actions, Docker, Vercel, Linux (VPS)</w:t>
+        <w:t xml:space="preserve">React, Next.js, NestJS, Node.js, Express, Tailwind CSS, three.js</w:t>
+      </w:r>
+    </w:p>
+    <w:p>
+      <w:pPr>
+        <w:spacing w:after="40"/>
+      </w:pPr>
+      <w:r>
+        <w:rPr>
+          <w:rFonts w:ascii="Calibri" w:cs="Calibri" w:eastAsia="Calibri" w:hAnsi="Calibri"/>
+          <w:b/>
+          <w:bCs/>
+          <w:sz w:val="21"/>
+          <w:szCs w:val="21"/>
+        </w:rPr>
+        <w:t xml:space="preserve">Databases &amp; Queues: </w:t>
+      </w:r>
+      <w:r>
+        <w:rPr>
+          <w:rFonts w:ascii="Calibri" w:cs="Calibri" w:eastAsia="Calibri" w:hAnsi="Calibri"/>
+          <w:sz w:val="21"/>
+          <w:szCs w:val="21"/>
+        </w:rPr>
+        <w:t xml:space="preserve">PostgreSQL, Prisma ORM, Redis, BullMQ, MongoDB</w:t>
+      </w:r>
+    </w:p>
+    <w:p>
+      <w:pPr>
+        <w:spacing w:after="40"/>
+      </w:pPr>
+      <w:r>
+        <w:rPr>
+          <w:rFonts w:ascii="Calibri" w:cs="Calibri" w:eastAsia="Calibri" w:hAnsi="Calibri"/>
+          <w:b/>
+          <w:bCs/>
+          <w:sz w:val="21"/>
+          <w:szCs w:val="21"/>
+        </w:rPr>
+        <w:t xml:space="preserve">Infrastructure: </w:t>
+      </w:r>
+      <w:r>
+        <w:rPr>
+          <w:rFonts w:ascii="Calibri" w:cs="Calibri" w:eastAsia="Calibri" w:hAnsi="Calibri"/>
+          <w:sz w:val="21"/>
+          <w:szCs w:val="21"/>
+        </w:rPr>
+        <w:t xml:space="preserve">AWS, Terraform, Cloudflare, Docker, Vercel, GitHub Actions, Linux (VPS), Git</w:t>
       </w:r>
     </w:p>
     <w:p>
@@ -445,7 +653,7 @@
     <w:p>
       <w:pPr>
         <w:tabs>
-          <w:tab w:val="right" w:pos="9026"/>
+          <w:tab w:val="right" w:pos="10440"/>
         </w:tabs>
         <w:spacing w:after="20"/>
       </w:pPr>
